--- a/cover letter_v2_company.docx
+++ b/cover letter_v2_company.docx
@@ -65,19 +65,7 @@
           <w:rPr>
             <w:rStyle w:val="Hyperlink"/>
           </w:rPr>
-          <w:t>https://bhan.im/sta</w:t>
-        </w:r>
-        <w:r>
-          <w:rPr>
-            <w:rStyle w:val="Hyperlink"/>
-          </w:rPr>
-          <w:t>t</w:t>
-        </w:r>
-        <w:r>
-          <w:rPr>
-            <w:rStyle w:val="Hyperlink"/>
-          </w:rPr>
-          <w:t>ic/publications/slides/kace_socc_pres.pdf</w:t>
+          <w:t>https://bhan.im/static/publications/slides/kace_socc_pres.pdf</w:t>
         </w:r>
       </w:hyperlink>
       <w:r>
@@ -95,7 +83,7 @@
         <w:rPr>
           <w:rFonts w:ascii="Times New Roman" w:eastAsia="Times New Roman" w:hAnsi="Times New Roman" w:cs="Times New Roman"/>
         </w:rPr>
-        <w:t>In my role as a Data Engineer Intern at Cathay Financial Holdings, I developed scalable machine learning pipelines using Hadoop, Spark, and Kafka microservices. By leveraging Docker, I ensured efficient distributed computing for high-volume data processing. I also implemented an automation pipeline for configuration tuning, which reduced setup time by 50% in Proof-of-Concept environments.</w:t>
+        <w:t>In my role as an Applied Scientist Intern at Amazon, I developed and adopted an LLM latency predictor to support cost-efficient capacity planning. By profiling common deep learning operators, the tool identifies the optimal parallelism and replica configurations for different GPU types without requiring actual GPU runs, ultimately reducing deployment costs by 48–96%.</w:t>
       </w:r>
     </w:p>
     <w:p>
@@ -185,7 +173,7 @@
         <w:t xml:space="preserve"> </w:t>
       </w:r>
       <w:r>
-        <w:t>CloudFlare</w:t>
+        <w:t>Roblox</w:t>
       </w:r>
       <w:r>
         <w:t>’s</w:t>

--- a/cover letter_v2_company.docx
+++ b/cover letter_v2_company.docx
@@ -173,7 +173,7 @@
         <w:t xml:space="preserve"> </w:t>
       </w:r>
       <w:r>
-        <w:t>Roblox</w:t>
+        <w:t>CloudFlare</w:t>
       </w:r>
       <w:r>
         <w:t>’s</w:t>
